--- a/report/template/TAIF/ДПБ_(экспл_СПТ)/DPB.docx
+++ b/report/template/TAIF/ДПБ_(экспл_СПТ)/DPB.docx
@@ -11199,27 +11199,7 @@
           <w:szCs w:val="24"/>
           <w:lang w:val="ru-RU"/>
         </w:rPr>
-        <w:t xml:space="preserve"> Республики Татарстан,</w:t>
-      </w:r>
-      <w:r>
-        <w:rPr>
-          <w:rFonts w:cs="Times New Roman"/>
-          <w:color w:val="F79646" w:themeColor="accent6"/>
-          <w:sz w:val="24"/>
-          <w:szCs w:val="24"/>
-          <w:lang w:val="ru-RU"/>
-        </w:rPr>
-        <w:t xml:space="preserve"> </w:t>
-      </w:r>
-      <w:r>
-        <w:rPr>
-          <w:rFonts w:cs="Times New Roman"/>
-          <w:color w:val="F79646" w:themeColor="accent6"/>
-          <w:sz w:val="24"/>
-          <w:szCs w:val="24"/>
-          <w:lang w:val="ru-RU"/>
-        </w:rPr>
-        <w:t>климат района, как и региона в целом, характеризуется как умеренно-континентальный с продолжительной холодной и многоснежной зимой и теплым летом, с хорошо выраженными переходными временами года. Наиболее характерной воздушной массой во все сезоны является континентальный воздух умеренных широт.</w:t>
+        <w:t xml:space="preserve"> Республики Татарстан, климат района, как и региона в целом, характеризуется как умеренно-континентальный с продолжительной холодной и многоснежной зимой и теплым летом, с хорошо выраженными переходными временами года. Наиболее характерной воздушной массой во все сезоны является континентальный воздух умеренных широт.</w:t>
       </w:r>
     </w:p>
     <w:p>
@@ -11357,17 +11337,7 @@
           <w:szCs w:val="24"/>
           <w:lang w:val="ru-RU"/>
         </w:rPr>
-        <w:t xml:space="preserve"> </w:t>
-      </w:r>
-      <w:r>
-        <w:rPr>
-          <w:rFonts w:cs="Times New Roman"/>
-          <w:color w:val="F79646" w:themeColor="accent6"/>
-          <w:sz w:val="24"/>
-          <w:szCs w:val="24"/>
-          <w:lang w:val="ru-RU"/>
-        </w:rPr>
-        <w:t>составляет 224 кгс/м</w:t>
+        <w:t xml:space="preserve"> составляет 224 кгс/м</w:t>
       </w:r>
       <w:r>
         <w:rPr>
@@ -11436,17 +11406,7 @@
           <w:szCs w:val="24"/>
           <w:lang w:val="ru-RU"/>
         </w:rPr>
-        <w:t>Н</w:t>
-      </w:r>
-      <w:r>
-        <w:rPr>
-          <w:rFonts w:cs="Times New Roman"/>
-          <w:color w:val="F79646" w:themeColor="accent6"/>
-          <w:sz w:val="24"/>
-          <w:szCs w:val="24"/>
-          <w:lang w:val="ru-RU"/>
-        </w:rPr>
-        <w:t>а рассматриваемой территории специфические грунты отсутствуют.</w:t>
+        <w:t>На рассматриваемой территории специфические грунты отсутствуют.</w:t>
       </w:r>
     </w:p>
     <w:p>
@@ -11504,27 +11464,7 @@
           <w:szCs w:val="24"/>
           <w:lang w:val="ru-RU"/>
         </w:rPr>
-        <w:t>охранн</w:t>
-      </w:r>
-      <w:r>
-        <w:rPr>
-          <w:rFonts w:cs="Times New Roman"/>
-          <w:color w:val="F79646" w:themeColor="accent6"/>
-          <w:sz w:val="24"/>
-          <w:szCs w:val="24"/>
-          <w:lang w:val="ru-RU"/>
-        </w:rPr>
-        <w:t>ой</w:t>
-      </w:r>
-      <w:r>
-        <w:rPr>
-          <w:rFonts w:cs="Times New Roman"/>
-          <w:color w:val="F79646" w:themeColor="accent6"/>
-          <w:sz w:val="24"/>
-          <w:szCs w:val="24"/>
-          <w:lang w:val="ru-RU"/>
-        </w:rPr>
-        <w:t xml:space="preserve"> </w:t>
+        <w:t xml:space="preserve">охранной </w:t>
       </w:r>
       <w:r>
         <w:rPr>
@@ -13259,27 +13199,7 @@
           <w:szCs w:val="24"/>
           <w:lang w:val="ru-RU"/>
         </w:rPr>
-        <w:t>дороги расположены на насыпи и</w:t>
-      </w:r>
-      <w:r>
-        <w:rPr>
-          <w:rFonts w:cs="Times New Roman"/>
-          <w:color w:val="F79646" w:themeColor="accent6"/>
-          <w:sz w:val="24"/>
-          <w:szCs w:val="24"/>
-          <w:lang w:val="ru-RU"/>
-        </w:rPr>
-        <w:t xml:space="preserve"> </w:t>
-      </w:r>
-      <w:r>
-        <w:rPr>
-          <w:rFonts w:cs="Times New Roman"/>
-          <w:color w:val="F79646" w:themeColor="accent6"/>
-          <w:sz w:val="24"/>
-          <w:szCs w:val="24"/>
-          <w:lang w:val="ru-RU"/>
-        </w:rPr>
-        <w:t xml:space="preserve">попадание </w:t>
+        <w:t xml:space="preserve">дороги расположены на насыпи и попадание </w:t>
       </w:r>
       <w:r>
         <w:rPr>
@@ -14270,7 +14190,7 @@
           </mc:Choice>
           <mc:Fallback>
             <w:pict>
-              <v:shapetype w14:anchorId="2C959B51" id="_x0000_t32" coordsize="21600,21600" o:spt="32" o:oned="t" path="m,l21600,21600e" filled="f">
+              <v:shapetype w14:anchorId="48B83D6F" id="_x0000_t32" coordsize="21600,21600" o:spt="32" o:oned="t" path="m,l21600,21600e" filled="f">
                 <v:path arrowok="t" fillok="f" o:connecttype="none"/>
                 <o:lock v:ext="edit" shapetype="t"/>
               </v:shapetype>
@@ -14564,7 +14484,7 @@
           </mc:Choice>
           <mc:Fallback>
             <w:pict>
-              <v:shape w14:anchorId="62CAA719" id="Прямая со стрелкой 2" o:spid="_x0000_s1026" type="#_x0000_t32" style="position:absolute;margin-left:225.1pt;margin-top:21.4pt;width:30pt;height:0;z-index:251664896;visibility:visible;mso-wrap-style:square;mso-wrap-distance-left:9pt;mso-wrap-distance-top:0;mso-wrap-distance-right:9pt;mso-wrap-distance-bottom:0;mso-position-horizontal:absolute;mso-position-horizontal-relative:text;mso-position-vertical:absolute;mso-position-vertical-relative:text" o:gfxdata="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" strokecolor="#4f81bd [3204]" strokeweight="2pt">
+              <v:shape w14:anchorId="66E29DDC" id="Прямая со стрелкой 2" o:spid="_x0000_s1026" type="#_x0000_t32" style="position:absolute;margin-left:225.1pt;margin-top:21.4pt;width:30pt;height:0;z-index:251664896;visibility:visible;mso-wrap-style:square;mso-wrap-distance-left:9pt;mso-wrap-distance-top:0;mso-wrap-distance-right:9pt;mso-wrap-distance-bottom:0;mso-position-horizontal:absolute;mso-position-horizontal-relative:text;mso-position-vertical:absolute;mso-position-vertical-relative:text" o:gfxdata="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" strokecolor="#4f81bd [3204]" strokeweight="2pt">
                 <v:stroke endarrow="block"/>
                 <v:shadow on="t" color="black" opacity="24903f" origin=",.5" offset="0,.55556mm"/>
               </v:shape>
@@ -14673,7 +14593,7 @@
           </mc:Choice>
           <mc:Fallback>
             <w:pict>
-              <v:shape w14:anchorId="04EFD0F1" id="Прямая со стрелкой 1" o:spid="_x0000_s1026" type="#_x0000_t32" style="position:absolute;margin-left:45.35pt;margin-top:6.75pt;width:55.35pt;height:0;z-index:251661824;visibility:visible;mso-wrap-style:square;mso-wrap-distance-left:9pt;mso-wrap-distance-top:0;mso-wrap-distance-right:9pt;mso-wrap-distance-bottom:0;mso-position-horizontal:absolute;mso-position-horizontal-relative:text;mso-position-vertical:absolute;mso-position-vertical-relative:text" o:gfxdata="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" strokecolor="#4579b8 [3044]">
+              <v:shape w14:anchorId="4A224BDB" id="Прямая со стрелкой 1" o:spid="_x0000_s1026" type="#_x0000_t32" style="position:absolute;margin-left:45.35pt;margin-top:6.75pt;width:55.35pt;height:0;z-index:251661824;visibility:visible;mso-wrap-style:square;mso-wrap-distance-left:9pt;mso-wrap-distance-top:0;mso-wrap-distance-right:9pt;mso-wrap-distance-bottom:0;mso-position-horizontal:absolute;mso-position-horizontal-relative:text;mso-position-vertical:absolute;mso-position-vertical-relative:text" o:gfxdata="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" strokecolor="#4579b8 [3044]">
                 <v:stroke endarrow="block"/>
               </v:shape>
             </w:pict>
@@ -15676,7 +15596,52 @@
                 <w:szCs w:val="24"/>
                 <w:lang w:val="ru-RU"/>
               </w:rPr>
-              <w:t>Сбор и транспорт нефти, являющейся взрывопожароопасным веществом.</w:t>
+              <w:t>Транспорт</w:t>
+            </w:r>
+            <w:r>
+              <w:rPr>
+                <w:color w:val="00B050"/>
+                <w:sz w:val="24"/>
+                <w:szCs w:val="24"/>
+                <w:lang w:val="ru-RU"/>
+              </w:rPr>
+              <w:t xml:space="preserve"> взрывопожароопасн</w:t>
+            </w:r>
+            <w:r>
+              <w:rPr>
+                <w:color w:val="00B050"/>
+                <w:sz w:val="24"/>
+                <w:szCs w:val="24"/>
+                <w:lang w:val="ru-RU"/>
+              </w:rPr>
+              <w:t>ого</w:t>
+            </w:r>
+            <w:r>
+              <w:rPr>
+                <w:color w:val="00B050"/>
+                <w:sz w:val="24"/>
+                <w:szCs w:val="24"/>
+                <w:lang w:val="ru-RU"/>
+              </w:rPr>
+              <w:t xml:space="preserve"> веществ</w:t>
+            </w:r>
+            <w:r>
+              <w:rPr>
+                <w:color w:val="00B050"/>
+                <w:sz w:val="24"/>
+                <w:szCs w:val="24"/>
+                <w:lang w:val="ru-RU"/>
+              </w:rPr>
+              <w:t>а</w:t>
+            </w:r>
+            <w:r>
+              <w:rPr>
+                <w:color w:val="00B050"/>
+                <w:sz w:val="24"/>
+                <w:szCs w:val="24"/>
+                <w:lang w:val="ru-RU"/>
+              </w:rPr>
+              <w:t>.</w:t>
             </w:r>
           </w:p>
           <w:p>
@@ -15795,7 +15760,7 @@
                 <w:szCs w:val="24"/>
                 <w:lang w:val="ru-RU"/>
               </w:rPr>
-              <w:t xml:space="preserve">оказывает влияние на время обнаружения и ликвидацию аварийной ситуации, способствует несанкционированному </w:t>
+              <w:t xml:space="preserve">оказывает влияние на время обнаружения и ликвидацию аварийной ситуации, способствует несанкционированному вмешательству посторонних </w:t>
             </w:r>
             <w:r>
               <w:rPr>
@@ -15805,7 +15770,7 @@
                 <w:lang w:val="ru-RU"/>
               </w:rPr>
               <w:lastRenderedPageBreak/>
-              <w:t>вмешательству посторонних лиц в работу трубопровода.</w:t>
+              <w:t>лиц в работу трубопровода.</w:t>
             </w:r>
           </w:p>
           <w:p>
@@ -27090,7 +27055,25 @@
           <w:szCs w:val="24"/>
           <w:lang w:val="ru-RU"/>
         </w:rPr>
-        <w:t>Мероприятия по эвакуации людей и охране окружающей среды, по локализации выхода нефти или газа, отключению поврежденного участка, ликвидации аварий;</w:t>
+        <w:t xml:space="preserve">Мероприятия по эвакуации людей и охране окружающей среды, по локализации выхода </w:t>
+      </w:r>
+      <w:r>
+        <w:rPr>
+          <w:rFonts w:eastAsia="Calibri"/>
+          <w:sz w:val="24"/>
+          <w:szCs w:val="24"/>
+          <w:lang w:val="ru-RU"/>
+        </w:rPr>
+        <w:t>опасного вещества</w:t>
+      </w:r>
+      <w:r>
+        <w:rPr>
+          <w:rFonts w:eastAsia="Calibri"/>
+          <w:sz w:val="24"/>
+          <w:szCs w:val="24"/>
+          <w:lang w:val="ru-RU"/>
+        </w:rPr>
+        <w:t>, отключению поврежденного участка, ликвидации аварий;</w:t>
       </w:r>
     </w:p>
     <w:p>
@@ -27941,29 +27924,7 @@
           <w:szCs w:val="24"/>
           <w:lang w:val="ru-RU"/>
         </w:rPr>
-        <w:t xml:space="preserve">Противогазы шланговые (ПШ-1,2) – 28 </w:t>
-      </w:r>
-      <w:proofErr w:type="spellStart"/>
-      <w:r>
-        <w:rPr>
-          <w:rFonts w:cs="Times New Roman"/>
-          <w:color w:val="F79646" w:themeColor="accent6"/>
-          <w:sz w:val="24"/>
-          <w:szCs w:val="24"/>
-          <w:lang w:val="ru-RU"/>
-        </w:rPr>
-        <w:t>шт</w:t>
-      </w:r>
-      <w:proofErr w:type="spellEnd"/>
-      <w:r>
-        <w:rPr>
-          <w:rFonts w:cs="Times New Roman"/>
-          <w:color w:val="F79646" w:themeColor="accent6"/>
-          <w:sz w:val="24"/>
-          <w:szCs w:val="24"/>
-          <w:lang w:val="ru-RU"/>
-        </w:rPr>
-        <w:t xml:space="preserve">. </w:t>
+        <w:t xml:space="preserve">Противогазы шланговые (ПШ-1,2) – 28 шт. </w:t>
       </w:r>
     </w:p>
     <w:p>
@@ -31575,7 +31536,21 @@
           <w:color w:val="00B050"/>
           <w:lang w:val="ru-RU"/>
         </w:rPr>
-        <w:t>регулярный контроль параметров транспорта нефти;</w:t>
+        <w:t>регулярный контроль параметров транспорта</w:t>
+      </w:r>
+      <w:r>
+        <w:rPr>
+          <w:color w:val="00B050"/>
+          <w:lang w:val="ru-RU"/>
+        </w:rPr>
+        <w:t xml:space="preserve"> опасного вещества</w:t>
+      </w:r>
+      <w:r>
+        <w:rPr>
+          <w:color w:val="00B050"/>
+          <w:lang w:val="ru-RU"/>
+        </w:rPr>
+        <w:t>;</w:t>
       </w:r>
     </w:p>
     <w:p>
@@ -31603,7 +31578,21 @@
           <w:color w:val="00B050"/>
           <w:lang w:val="ru-RU"/>
         </w:rPr>
-        <w:t>корректировка режимов работы с учётом сезонных температур и свойств нефти.</w:t>
+        <w:t>корректировка режимов работы с учётом сезонных температур и свойств</w:t>
+      </w:r>
+      <w:r>
+        <w:rPr>
+          <w:color w:val="00B050"/>
+          <w:lang w:val="ru-RU"/>
+        </w:rPr>
+        <w:t xml:space="preserve"> транспортируемого вещества</w:t>
+      </w:r>
+      <w:r>
+        <w:rPr>
+          <w:color w:val="00B050"/>
+          <w:lang w:val="ru-RU"/>
+        </w:rPr>
+        <w:t>.</w:t>
       </w:r>
     </w:p>
     <w:p>
@@ -32487,7 +32476,14 @@
           <w:color w:val="00B050"/>
           <w:lang w:val="ru-RU"/>
         </w:rPr>
-        <w:t>средств локализации разливов нефти</w:t>
+        <w:t xml:space="preserve">средств локализации разливов </w:t>
+      </w:r>
+      <w:r>
+        <w:rPr>
+          <w:color w:val="00B050"/>
+          <w:lang w:val="ru-RU"/>
+        </w:rPr>
+        <w:t>опасного вещества</w:t>
       </w:r>
       <w:r>
         <w:rPr>
